--- a/docs/files/Remuneration_Policy__Policy_2026-05.docx
+++ b/docs/files/Remuneration_Policy__Policy_2026-05.docx
@@ -19,7 +19,7 @@
               <a:graphicData uri="http://schemas.openxmlformats.org/drawingml/2006/picture">
                 <pic:pic>
                   <pic:nvPicPr>
-                    <pic:cNvPr id="0" name="tmpmtd919n_.png"/>
+                    <pic:cNvPr id="0" name="tmpyx_jbaio.png"/>
                     <pic:cNvPicPr/>
                   </pic:nvPicPr>
                   <pic:blipFill>
@@ -1226,127 +1226,6 @@
         <w:t>4.3.6.1 In case of extraordinary events, the Board of Directors may lay down specific terms for incentive- based remuneration governing the lapsing, repayment, capping of ultimate gains or other adjustments of the incentive-based remuneration, including accelerated vesting or exercise and adjustment to the exercise price or the performance targets. Such extraordinary event may include, but is not limited to, significant divestiture of activities, change in capital structure, demerger, merger or other business combination involving the Company or material parts of the Group, a member of Executive Management resigning/being dismissed or other material events that would otherwise positively or negatively influence</w:t>
       </w:r>
     </w:p>
-    <w:p/>
-    <w:tbl>
-      <w:tblPr>
-        <w:tblStyle w:val="TableGrid"/>
-        <w:tblW w:type="auto" w:w="0"/>
-        <w:jc w:val="center"/>
-        <w:tblLook w:firstColumn="1" w:firstRow="1" w:lastColumn="0" w:lastRow="0" w:noHBand="0" w:noVBand="1" w:val="04A0"/>
-      </w:tblPr>
-      <w:tblGrid>
-        <w:gridCol w:w="5103"/>
-        <w:gridCol w:w="5103"/>
-      </w:tblGrid>
-      <w:tr>
-        <w:tc>
-          <w:tcPr>
-            <w:tcW w:type="dxa" w:w="5103"/>
-            <w:shd w:val="clear" w:fill="1C4076"/>
-          </w:tcPr>
-          <w:p>
-            <w:r>
-              <w:rPr>
-                <w:rFonts w:ascii="Avenir Next LT Pro" w:hAnsi="Avenir Next LT Pro"/>
-                <w:b/>
-                <w:color w:val="FFFFFF"/>
-                <w:sz w:val="20"/>
-              </w:rPr>
-              <w:t>Version history</w:t>
-            </w:r>
-          </w:p>
-        </w:tc>
-        <w:tc>
-          <w:tcPr>
-            <w:tcW w:type="dxa" w:w="5103"/>
-            <w:shd w:val="clear" w:fill="1C4076"/>
-          </w:tcPr>
-          <w:p>
-            <w:r>
-              <w:rPr>
-                <w:rFonts w:ascii="Avenir Next LT Pro" w:hAnsi="Avenir Next LT Pro"/>
-                <w:b/>
-                <w:color w:val="FFFFFF"/>
-                <w:sz w:val="20"/>
-              </w:rPr>
-              <w:t>Owner and approver</w:t>
-            </w:r>
-          </w:p>
-        </w:tc>
-      </w:tr>
-      <w:tr>
-        <w:tc>
-          <w:tcPr>
-            <w:tcW w:type="dxa" w:w="5103"/>
-          </w:tcPr>
-          <w:p>
-            <w:r>
-              <w:rPr>
-                <w:rFonts w:ascii="Avenir Next LT Pro" w:hAnsi="Avenir Next LT Pro"/>
-                <w:b/>
-                <w:color w:val="1C4076"/>
-                <w:sz w:val="18"/>
-              </w:rPr>
-              <w:t xml:space="preserve">Version 1: </w:t>
-            </w:r>
-            <w:r>
-              <w:rPr>
-                <w:rFonts w:ascii="Avenir Next LT Pro" w:hAnsi="Avenir Next LT Pro"/>
-                <w:b w:val="0"/>
-                <w:color w:val="1C4076"/>
-                <w:sz w:val="18"/>
-              </w:rPr>
-              <w:t>May 2026</w:t>
-            </w:r>
-          </w:p>
-        </w:tc>
-        <w:tc>
-          <w:tcPr>
-            <w:tcW w:type="dxa" w:w="5103"/>
-          </w:tcPr>
-          <w:p>
-            <w:r>
-              <w:rPr>
-                <w:rFonts w:ascii="Avenir Next LT Pro" w:hAnsi="Avenir Next LT Pro"/>
-                <w:b/>
-                <w:color w:val="1C4076"/>
-                <w:sz w:val="18"/>
-              </w:rPr>
-              <w:t xml:space="preserve">Owner: </w:t>
-            </w:r>
-            <w:r>
-              <w:rPr>
-                <w:rFonts w:ascii="Avenir Next LT Pro" w:hAnsi="Avenir Next LT Pro"/>
-                <w:b w:val="0"/>
-                <w:color w:val="1C4076"/>
-                <w:sz w:val="18"/>
-              </w:rPr>
-              <w:t>VP People, Purpose &amp; Communication</w:t>
-            </w:r>
-          </w:p>
-          <w:p>
-            <w:r>
-              <w:rPr>
-                <w:rFonts w:ascii="Avenir Next LT Pro" w:hAnsi="Avenir Next LT Pro"/>
-                <w:b/>
-                <w:color w:val="1C4076"/>
-                <w:sz w:val="18"/>
-              </w:rPr>
-              <w:t xml:space="preserve">Approver: </w:t>
-            </w:r>
-            <w:r>
-              <w:rPr>
-                <w:rFonts w:ascii="Avenir Next LT Pro" w:hAnsi="Avenir Next LT Pro"/>
-                <w:b w:val="0"/>
-                <w:color w:val="1C4076"/>
-                <w:sz w:val="18"/>
-              </w:rPr>
-              <w:t>General Meeting</w:t>
-            </w:r>
-          </w:p>
-        </w:tc>
-      </w:tr>
-    </w:tbl>
     <w:sectPr>
       <w:headerReference w:type="default" r:id="rId10"/>
       <w:footerReference w:type="default" r:id="rId11"/>
